--- a/rapports/16_02_2026/DIAKHOU/coh_EQ7_sup_013202010008.docx
+++ b/rapports/16_02_2026/DIAKHOU/coh_EQ7_sup_013202010008.docx
@@ -25,7 +25,7 @@
         <w:br/>
         <w:t>Grappe: 013202010008</w:t>
         <w:br/>
-        <w:t>Date: 16/02/2026 a 12:41</w:t>
+        <w:t>Date: 16/02/2026 a 12:58</w:t>
       </w:r>
     </w:p>
     <w:p/>
@@ -994,7 +994,7 @@
         </w:rPr>
         <w:t xml:space="preserve">- Le montant dépensé de L'entreprise commerce de chaussure ambulant pour l'achat de ces marchandises revendues en état, sans transformation ne peut être supérieur aux montants obtenus sur la revente de marchandises achetées et revendues en état au cours des 30 derniers jours ou durant le dernier mois où l'entreprise a fonctionné (s10q47 &gt; s10q46), prière de corriger. </w:t>
         <w:br/>
-        <w:t xml:space="preserve">- Le montant dépensé de L'entreprise commerce de fruit pour l'achat de ces marchandises revendues en état, sans transformation ne peut être supérieur aux montants obtenus sur la revente de marchandises achetées et revendues en état au cours des 30 derniers jours ou durant le dernier mois où l'entreprise a fonctionné (s10q47 &gt; s10q46), prière de corriger. Incohérence! L'entreprise commerce de fruit a depensé pour l'achat des marchandises revendues en état (s10q47 different de 0) mais dit n'avoir réçu aucune somme sur la revente de ces marchandises achetées et revendues en état (s10q46 est égal à 0), prière de fournir d'effort pour estimer le montant obtenu sur la revente de ces marchandises achetées et revendues en état. L'entreprise commerce de fruit existe dit n'avoir pas fait la revente de marchandises achetées et revendues en état, aussi le montant obtenus sur la vente de produits transformés par l'entreprise  n'a reçu aucune somme sur les reventes (s10q46=0 &amp; s10q48=0 &amp; s10q50=0); alors s'agit-il de quelle entreprise ? </w:t>
+        <w:t xml:space="preserve">- Le montant dépensé de L'entreprise commerce de fruit pour l'achat de ces marchandises revendues en état, sans transformation ne peut être supérieur aux montants obtenus sur la revente de marchandises achetées et revendues en état au cours des 30 derniers jours ou durant le dernier mois où l'entreprise a fonctionné (s10q47 &gt; s10q46), prière de corriger. Incohérence! L'entreprise commerce de fruit a depensé pour l'achat des marchandises revendues en état (s10q47 different de 0) mais dit n'avoir réçu aucune somme sur la revente de ces marchandises achetées et revendues en état (s10q46 est égal à 0), prière de fournir d'effort pour estimer le montant obtenu sur la revente de ces marchandises achetées et revendues en état. L'entreprise commerce de fruit existe dit n'avoir pas fait la revente de marchandises achetées et revendues en état, aussi le montant obtenus sur la vente de produits transformés par l'entreprise  n'a reçu aucune somme sur les reventes (s10q46=0 &amp; s10q48=0 &amp; s10q50=0); alors s'agit-il de quelle entreprise ? Le nombre de personne ayant travaillé dans cette entreprise commerce de fruit Semble élevée. Prière de confirmer cette information avec le QG ou de corriger. Le salaire qu'une personne de cette catégorie (10.62) a travaillé(e) dans cette entreprise commerce de fruit est élevé ou faible. Prière de confirmer cette information avec le QG ou de corriger. </w:t>
         <w:br/>
         <w:t>- Veuillez, s'il vous plaît, donner une valeur exacte ou estimée du montant à renseigner different de 9999 dans les champs s1046 à s10q57 pour commerce de tissu. Le montant dépensé de L'entreprise commerce de tissu pour l'achat de ces marchandises revendues en état, sans transformation ne peut être supérieur aux montants obtenus sur la revente de marchandises achetées et revendues en état au cours des 30 derniers jours ou durant le dernier mois où l'entreprise a fonctionné (s10q47 &gt; s10q46), prière de corriger.</w:t>
       </w:r>
@@ -6651,9 +6651,9 @@
         <w:br/>
         <w:t xml:space="preserve">- Veuillez, s'il vous plaît, donner une valeur exacte ou estimée du montant à renseigner different de 9999 dans les champs s1046 à s10q57 pour atelier tailleur. </w:t>
         <w:br/>
-        <w:t xml:space="preserve">- Veuillez, s'il vous plaît, donner une valeur exacte ou estimée du montant à renseigner different de 9999 dans les champs s1046 à s10q57 pour c ' edt un soudeur metallique. Le salaire qu'une personne de cette catégorie (10.62) a travaillé(e) dans cette entreprise c ' edt un soudeur metallique est élevé ou faible. Prière de confirmer cette information avec le QG ou de corriger. </w:t>
+        <w:t xml:space="preserve">- Veuillez, s'il vous plaît, donner une valeur exacte ou estimée du montant à renseigner different de 9999 dans les champs s1046 à s10q57 pour c ' edt un soudeur metallique. </w:t>
         <w:br/>
-        <w:t xml:space="preserve">- Veuillez, s'il vous plaît, donner une valeur exacte ou estimée du montant à renseigner different de 9999 dans les champs s1046 à s10q57 pour c 'est un atelier de couture. Le salaire qu'une personne de cette catégorie (10.62) a travaillé(e) dans cette entreprise c 'est un atelier de couture est élevé ou faible. Prière de confirmer cette information avec le QG ou de corriger. </w:t>
+        <w:t xml:space="preserve">- Veuillez, s'il vous plaît, donner une valeur exacte ou estimée du montant à renseigner different de 9999 dans les champs s1046 à s10q57 pour c 'est un atelier de couture. </w:t>
         <w:br/>
         <w:t>- Veuillez, s'il vous plaît, donner une valeur exacte ou estimée du montant à renseigner different de 9999 dans les champs s1046 à s10q57 pour electricien automobile.</w:t>
       </w:r>

--- a/rapports/16_02_2026/DIAKHOU/coh_EQ7_sup_013202010008.docx
+++ b/rapports/16_02_2026/DIAKHOU/coh_EQ7_sup_013202010008.docx
@@ -25,7 +25,7 @@
         <w:br/>
         <w:t>Grappe: 013202010008</w:t>
         <w:br/>
-        <w:t>Date: 16/02/2026 a 12:58</w:t>
+        <w:t>Date: 16/02/2026 a 13:06</w:t>
       </w:r>
     </w:p>
     <w:p/>
@@ -950,7 +950,7 @@
         <w:rPr>
           <w:sz w:val="20"/>
         </w:rPr>
-        <w:t>- Attention ! Le prix unitaire d'achat (1000 Fcfa) de Mandarine/Clémentine en Sachets (Petit) est relativement élevé par rapport aux autres prix observés dans cette zone. Prière de corriger ou de confirmer avec le QG. Attention ! Le prix unitaire d'achat (150 Fcfa) de Aubergine   en Pièce (Petit) est relativement élevé par rapport aux autres prix observés dans cette zone. Prière de corriger ou de confirmer avec le QG. Attention ! Le prix unitaire d'achat (150 Fcfa) de Patate douce en Pièce (Petit) est relativement élevé par rapport aux autres prix observés dans cette zone. Prière de corriger ou de confirmer avec le QG. Attention ! Le prix unitaire d'achat (200 Fcfa) de Tomate fraîche en Sachets (Petit) est relativement élevé par rapport aux autres prix observés dans cette zone. Prière de corriger ou de confirmer avec le QG. Attention ! Le prix unitaire d'achat (300 Fcfa) de Yaourt en Pot (Tres petit) est relativement élevé par rapport aux autres prix observés dans cette zone. Prière de corriger ou de confirmer avec le QG. Attention ! Le prix unitaire d'achat (66.66666 Fcfa) de Citron en Pièce (Petit) est relativement élevé par rapport aux autres prix observés dans cette zone. Prière de corriger ou de confirmer avec le QG. Attention ! Soupçons de quantité anormale! Le ménage de SADIO GUEYE avec une taille de 8 personnes a consommé 28 Pièce en Petit de Citron qui est relativement élevé comme consommation par rapport à la condition de vie des autres ménages de même taille dans cette zone. Prière de corriger ou de confirmer avec le QG. Attention ! Le prix unitaire d'achat (75 Fcfa) de Arôme (Maggi, Jumbo, etc.) en Sachets industriel (Tres petit) est relativement élevé par rapport aux autres prix observés dans cette zone. Prière de corriger ou de confirmer avec le QG. Attention ! Soupçons de quantité anormale! Le ménage de SADIO GUEYE avec une taille de 8 personnes a consommé 8 Sachets en Petit de Tamarin noir qui est relativement élevé comme consommation par rapport à la condition de vie des autres ménages de même taille dans cette zone. Prière de corriger ou de confirmer avec le QG. Avertissement!! La quantité (5.25 litre) du produit Huile de soja  consommée  par le ménage semble très élevé, prière de corriger ou confirmer avec le QG. Avertissement!!! Le ménage a consommé 3 Paquet Petit de Thé en sachet, cette quantité semble anormale pour une consommation des 7 derniers jours.Prière de corriger ou de confirmer avec le QG. Avertissement!! le prix unitaire (500 Fcfa) de Thé en sachet (unité: Paquet) de taille Petit est très faible ou élevé. Prière de corriger ou de confirmer avec le QG. Attention ! Le prix unitaire d'achat (500 Fcfa) de Thé en sachet en Paquet (Petit) est relativement élevé par rapport aux autres prix observés dans cette zone. Prière de corriger ou de confirmer avec le QG. Incohérence!! Dans ce ménage, chaque individus consomme par jour .6785714 Kg  de cereale; Prière de revoir les quantités prises de ces produits. Incohérence!! Dans ce ménage, chaque individus consomme par jour .6785714 Kg  de cereale; Prière de revoir les quantités prises de ces produits.</w:t>
+        <w:t>- Attention ! Le prix unitaire d'achat (1000 Fcfa) de Mandarine/Clémentine en Sachets (Petit) est relativement élevé par rapport aux autres prix observés dans cette zone. Prière de corriger ou de confirmer avec le QG. Attention ! Le prix unitaire d'achat (150 Fcfa) de Aubergine   en Pièce (Petit) est relativement élevé par rapport aux autres prix observés dans cette zone. Prière de corriger ou de confirmer avec le QG. Attention ! Le prix unitaire d'achat (150 Fcfa) de Patate douce en Pièce (Petit) est relativement élevé par rapport aux autres prix observés dans cette zone. Prière de corriger ou de confirmer avec le QG. Attention ! Soupçons de quantité anormale! Le ménage de SADIO GUEYE avec une taille de 8 personnes a consommé 10 Pièce en Petit de Patate douce qui est relativement élevé comme consommation par rapport à la condition de vie des autres ménages de même taille dans cette zone. Prière de corriger ou de confirmer avec le QG. Attention ! Le prix unitaire d'achat (200 Fcfa) de Tomate fraîche en Sachets (Petit) est relativement élevé par rapport aux autres prix observés dans cette zone. Prière de corriger ou de confirmer avec le QG. Attention ! Le prix unitaire d'achat (300 Fcfa) de Yaourt en Pot (Tres petit) est relativement élevé par rapport aux autres prix observés dans cette zone. Prière de corriger ou de confirmer avec le QG. Attention ! Le prix unitaire d'achat (37.5 Fcfa) de Cube alimentaire (Maggi, Jumbo, ) en Cube (Moyen) est relativement élevé par rapport aux autres prix observés dans cette zone. Prière de corriger ou de confirmer avec le QG. Attention ! Le prix unitaire d'achat (66.66666 Fcfa) de Citron en Pièce (Petit) est relativement élevé par rapport aux autres prix observés dans cette zone. Prière de corriger ou de confirmer avec le QG. Attention ! Soupçons de quantité anormale! Le ménage de SADIO GUEYE avec une taille de 8 personnes a consommé 28 Pièce en Petit de Citron qui est relativement élevé comme consommation par rapport à la condition de vie des autres ménages de même taille dans cette zone. Prière de corriger ou de confirmer avec le QG. Attention ! Le prix unitaire d'achat (700 Fcfa) de Capitaine frais en Sachets (Petit) est relativement élevé par rapport aux autres prix observés dans cette zone. Prière de corriger ou de confirmer avec le QG. Attention ! Le prix unitaire d'achat (75 Fcfa) de Arôme (Maggi, Jumbo, etc.) en Sachets industriel (Tres petit) est relativement élevé par rapport aux autres prix observés dans cette zone. Prière de corriger ou de confirmer avec le QG. Attention ! Soupçons de quantité anormale! Le ménage de SADIO GUEYE avec une taille de 8 personnes a consommé 7 Sachets en Moyen de Lait caillé qui est relativement élevé comme consommation par rapport à la condition de vie des autres ménages de même taille dans cette zone. Prière de corriger ou de confirmer avec le QG. Attention ! Soupçons de quantité anormale! Le ménage de SADIO GUEYE avec une taille de 8 personnes a consommé 8 Sachets en Petit de Tamarin noir qui est relativement élevé comme consommation par rapport à la condition de vie des autres ménages de même taille dans cette zone. Prière de corriger ou de confirmer avec le QG. Attention ! Soupçons de quantité anormale! Le ménage de SADIO GUEYE avec une taille de 8 personnes a consommé 9 Sachets en Petit de Concentré de tomate qui est relativement élevé comme consommation par rapport à la condition de vie des autres ménages de même taille dans cette zone. Prière de corriger ou de confirmer avec le QG. Avertissement!! La quantité (5.25 litre) du produit Huile de soja  consommée  par le ménage semble très élevé, prière de corriger ou confirmer avec le QG. Attention ! Soupçons de quantité anormale! Le ménage de SADIO GUEYE avec une taille de 8 personnes a consommé 5.25 Litre en taille unique de Huile de soja  qui est relativement élevé comme consommation par rapport à la condition de vie des autres ménages de même taille dans cette zone. Prière de corriger ou de confirmer avec le QG. Avertissement!!! Le ménage a consommé 3 Paquet Petit de Thé en sachet, cette quantité semble anormale pour une consommation des 7 derniers jours.Prière de corriger ou de confirmer avec le QG. Avertissement!! le prix unitaire (500 Fcfa) de Thé en sachet (unité: Paquet) de taille Petit est très faible ou élevé. Prière de corriger ou de confirmer avec le QG. Attention ! Le prix unitaire d'achat (500 Fcfa) de Thé en sachet en Paquet (Petit) est relativement élevé par rapport aux autres prix observés dans cette zone. Prière de corriger ou de confirmer avec le QG. Incohérence!! Dans ce ménage, chaque individus consomme par jour .6785714 Kg  de cereale; Prière de revoir les quantités prises de ces produits. Incohérence!! Dans ce ménage, chaque individus consomme par jour .6785714 Kg  de cereale; Prière de revoir les quantités prises de ces produits.</w:t>
       </w:r>
     </w:p>
     <w:p>
@@ -994,7 +994,7 @@
         </w:rPr>
         <w:t xml:space="preserve">- Le montant dépensé de L'entreprise commerce de chaussure ambulant pour l'achat de ces marchandises revendues en état, sans transformation ne peut être supérieur aux montants obtenus sur la revente de marchandises achetées et revendues en état au cours des 30 derniers jours ou durant le dernier mois où l'entreprise a fonctionné (s10q47 &gt; s10q46), prière de corriger. </w:t>
         <w:br/>
-        <w:t xml:space="preserve">- Le montant dépensé de L'entreprise commerce de fruit pour l'achat de ces marchandises revendues en état, sans transformation ne peut être supérieur aux montants obtenus sur la revente de marchandises achetées et revendues en état au cours des 30 derniers jours ou durant le dernier mois où l'entreprise a fonctionné (s10q47 &gt; s10q46), prière de corriger. Incohérence! L'entreprise commerce de fruit a depensé pour l'achat des marchandises revendues en état (s10q47 different de 0) mais dit n'avoir réçu aucune somme sur la revente de ces marchandises achetées et revendues en état (s10q46 est égal à 0), prière de fournir d'effort pour estimer le montant obtenu sur la revente de ces marchandises achetées et revendues en état. L'entreprise commerce de fruit existe dit n'avoir pas fait la revente de marchandises achetées et revendues en état, aussi le montant obtenus sur la vente de produits transformés par l'entreprise  n'a reçu aucune somme sur les reventes (s10q46=0 &amp; s10q48=0 &amp; s10q50=0); alors s'agit-il de quelle entreprise ? Le nombre de personne ayant travaillé dans cette entreprise commerce de fruit Semble élevée. Prière de confirmer cette information avec le QG ou de corriger. Le salaire qu'une personne de cette catégorie (10.62) a travaillé(e) dans cette entreprise commerce de fruit est élevé ou faible. Prière de confirmer cette information avec le QG ou de corriger. </w:t>
+        <w:t xml:space="preserve">- Le montant dépensé de L'entreprise commerce de fruit pour l'achat de ces marchandises revendues en état, sans transformation ne peut être supérieur aux montants obtenus sur la revente de marchandises achetées et revendues en état au cours des 30 derniers jours ou durant le dernier mois où l'entreprise a fonctionné (s10q47 &gt; s10q46), prière de corriger. Incohérence! L'entreprise commerce de fruit a depensé pour l'achat des marchandises revendues en état (s10q47 different de 0) mais dit n'avoir réçu aucune somme sur la revente de ces marchandises achetées et revendues en état (s10q46 est égal à 0), prière de fournir d'effort pour estimer le montant obtenu sur la revente de ces marchandises achetées et revendues en état. L'entreprise commerce de fruit existe dit n'avoir pas fait la revente de marchandises achetées et revendues en état, aussi le montant obtenus sur la vente de produits transformés par l'entreprise  n'a reçu aucune somme sur les reventes (s10q46=0 &amp; s10q48=0 &amp; s10q50=0); alors s'agit-il de quelle entreprise ? </w:t>
         <w:br/>
         <w:t>- Veuillez, s'il vous plaît, donner une valeur exacte ou estimée du montant à renseigner different de 9999 dans les champs s1046 à s10q57 pour commerce de tissu. Le montant dépensé de L'entreprise commerce de tissu pour l'achat de ces marchandises revendues en état, sans transformation ne peut être supérieur aux montants obtenus sur la revente de marchandises achetées et revendues en état au cours des 30 derniers jours ou durant le dernier mois où l'entreprise a fonctionné (s10q47 &gt; s10q46), prière de corriger.</w:t>
       </w:r>
@@ -1549,7 +1549,7 @@
         <w:rPr>
           <w:sz w:val="20"/>
         </w:rPr>
-        <w:t>- La dernière fois que vous avez acheté Beignets de farine de boulangerie est menage particulier et semble exister dans les modalités, prière de prendre attache avec le QG pour plus d'explication afin de la classer bien. Attention ! Le prix unitaire d'achat (133.3333 Fcfa) de Pain moderne (Baguette) en miche (Moyen) est relativement faible par rapport aux autres prix observés dans cette zone. Prière de corriger ou de confirmer avec le QG. Attention ! Le prix unitaire d'achat (50 Fcfa) de Aubergine   en Pièce (Petit) est relativement faible par rapport aux autres prix observés dans cette zone. Prière de corriger ou de confirmer avec le QG. Attention ! Le prix unitaire d'achat (50 Fcfa) de Cube alimentaire (Maggi, Jumbo, ) en Cube (Moyen) est relativement élevé par rapport aux autres prix observés dans cette zone. Prière de corriger ou de confirmer avec le QG.</w:t>
+        <w:t>- La dernière fois que vous avez acheté Beignets de farine de boulangerie est menage particulier et semble exister dans les modalités, prière de prendre attache avec le QG pour plus d'explication afin de la classer bien. Attention ! Le prix unitaire d'achat (133.3333 Fcfa) de Pain moderne (Baguette) en miche (Moyen) est relativement faible par rapport aux autres prix observés dans cette zone. Prière de corriger ou de confirmer avec le QG. Attention ! Le prix unitaire d'achat (50 Fcfa) de Cube alimentaire (Maggi, Jumbo, ) en Cube (Moyen) est relativement élevé par rapport aux autres prix observés dans cette zone. Prière de corriger ou de confirmer avec le QG.</w:t>
       </w:r>
     </w:p>
     <w:p>
@@ -2139,7 +2139,7 @@
         <w:rPr>
           <w:sz w:val="20"/>
         </w:rPr>
-        <w:t>- Attention ! Le prix unitaire d'achat (2000 Fcfa) de Pastèque en Pièce (Moyen) est relativement élevé par rapport aux autres prix observés dans cette zone. Prière de corriger ou de confirmer avec le QG. Avertissement!!! Le ménage a consommé 8 Morceau (Portion) Moyen de Poisson frais type 11, cette quantité semble anormale pour une consommation des 7 derniers jours.Prière de corriger ou de confirmer avec le QG. Incohérence!! Dans ce ménage, chaque individus consomme par jour 17.40385 Kg  de cereale; Prière de revoir les quantités prises de ces produits.</w:t>
+        <w:t>- Attention ! Le prix unitaire d'achat (2000 Fcfa) de Pastèque en Pièce (Moyen) est relativement élevé par rapport aux autres prix observés dans cette zone. Prière de corriger ou de confirmer avec le QG. Avertissement!!! Le ménage a consommé 8 Morceau (Portion) Moyen de Poisson frais type 11, cette quantité semble anormale pour une consommation des 7 derniers jours.Prière de corriger ou de confirmer avec le QG. Incohérence!! Dans ce ménage, chaque individus consomme par jour 29.4533 Kg  de cereale; Prière de revoir les quantités prises de ces produits.</w:t>
       </w:r>
     </w:p>
     <w:p>
@@ -2898,7 +2898,7 @@
         <w:rPr>
           <w:sz w:val="20"/>
         </w:rPr>
-        <w:t>- La dernière fois que vous avez acheté Jus de fruits type 1 (orange, ananas, bissap, gingembre, jus de cajou, etc.) est petit commercente et semble exister dans les modalités, prière de prendre attache avec le QG pour plus d'explication afin de la classer bien. Attention ! Le prix unitaire d'achat (33.33333 Fcfa) de Feuilles de  Haricot en Tas (Petit) est relativement faible par rapport aux autres prix observés dans cette zone. Prière de corriger ou de confirmer avec le QG. Attention ! Le prix unitaire d'achat (500 Fcfa) de Poivron frais en Tas (Petit) est relativement élevé par rapport aux autres prix observés dans cette zone. Prière de corriger ou de confirmer avec le QG. Attention ! Le prix unitaire d'achat (66.66666 Fcfa) de Cube alimentaire (Maggi, Jumbo, ) en Cube (Moyen) est relativement élevé par rapport aux autres prix observés dans cette zone. Prière de corriger ou de confirmer avec le QG. Attention ! Le prix unitaire d'achat (700 Fcfa) de Sucre en poudre  en Kg (taille unique) est relativement élevé par rapport aux autres prix observés dans cette zone. Prière de corriger ou de confirmer avec le QG. Avertissement!! La quantité (6 litre) du produit Huile de soja  consommée  par le ménage semble très élevé, prière de corriger ou confirmer avec le QG. Avertissement!!! Le ménage a consommé 0.12 Kg taille unique de Silure fumé, cette quantité semble anormale pour une consommation des 7 derniers jours. prière de corriger ou de confirmer avec le QG. Le prix d'achat unitaire (8333.333 Fcfa) de Silure fumé en Kg de taille taille unique prière de regarder les reponses prises dans les questions s07bq07a s07bq07b s07bq07c s07bq08 pour mieux corriger. Attention ! Le prix unitaire d'achat (8333.333 Fcfa) de Silure fumé en Kg (taille unique) est relativement élevé par rapport aux autres prix observés dans cette zone. Prière de corriger ou de confirmer avec le QG. Attention ! Soupçons de quantité anormale! Le ménage de ISSA SENE avec une taille de 15 personnes a consommé .12 Kg en taille unique de Silure fumé qui est relativement élevé comme consommation par rapport à la condition de vie des autres ménages de même taille dans cette zone. Prière de corriger ou de confirmer avec le QG. Avertissement!!! Le ménage a consommé 8 Sachets Tres petit de Autres fruits de mer, cette quantité semble anormale pour une consommation des 7 derniers jours.Prière de corriger ou de confirmer avec le QG. Avertissement!!! Le ménage a consommé 9 Morceau (Portion) Petit de Silure séché, cette quantité semble anormale pour une consommation des 7 derniers jours.Prière de corriger ou de confirmer avec le QG. Le prix d'achat unitaire (8000 Fcfa) de Silure séché en Kg de taille taille unique prière de regarder les reponses prises dans les questions s07bq07a s07bq07b s07bq07c s07bq08 pour mieux corriger. Incohérence!! Dans ce ménage, chaque individus consomme par jour 14.97676 Kg  de cereale; Prière de revoir les quantités prises de ces produits.</w:t>
+        <w:t>- La dernière fois que vous avez acheté Jus de fruits type 1 (orange, ananas, bissap, gingembre, jus de cajou, etc.) est petit commercente et semble exister dans les modalités, prière de prendre attache avec le QG pour plus d'explication afin de la classer bien. Attention ! Le prix unitaire d'achat (150 Fcfa) de Poisson de mer séché (yayeboye) en Pièce (Tres petit) est relativement élevé par rapport aux autres prix observés dans cette zone. Prière de corriger ou de confirmer avec le QG. Attention ! Le prix unitaire d'achat (33.33333 Fcfa) de Feuilles de  Haricot en Tas (Petit) est relativement faible par rapport aux autres prix observés dans cette zone. Prière de corriger ou de confirmer avec le QG. Attention ! Le prix unitaire d'achat (500 Fcfa) de Courge en Morceau (Portion) (Grand) est relativement élevé par rapport aux autres prix observés dans cette zone. Prière de corriger ou de confirmer avec le QG. Attention ! Le prix unitaire d'achat (500 Fcfa) de Poivron frais en Tas (Petit) est relativement élevé par rapport aux autres prix observés dans cette zone. Prière de corriger ou de confirmer avec le QG. Attention ! Le prix unitaire d'achat (66.66666 Fcfa) de Cube alimentaire (Maggi, Jumbo, ) en Cube (Moyen) est relativement élevé par rapport aux autres prix observés dans cette zone. Prière de corriger ou de confirmer avec le QG. Attention ! Le prix unitaire d'achat (700 Fcfa) de Sucre en poudre  en Kg (taille unique) est relativement élevé par rapport aux autres prix observés dans cette zone. Prière de corriger ou de confirmer avec le QG. Avertissement!! La quantité (6 litre) du produit Huile de soja  consommée  par le ménage semble très élevé, prière de corriger ou confirmer avec le QG. Avertissement!!! Le ménage a consommé 0.12 Kg taille unique de Silure fumé, cette quantité semble anormale pour une consommation des 7 derniers jours. prière de corriger ou de confirmer avec le QG. Le prix d'achat unitaire (8333.333 Fcfa) de Silure fumé en Kg de taille taille unique prière de regarder les reponses prises dans les questions s07bq07a s07bq07b s07bq07c s07bq08 pour mieux corriger. Attention ! Le prix unitaire d'achat (8333.333 Fcfa) de Silure fumé en Kg (taille unique) est relativement élevé par rapport aux autres prix observés dans cette zone. Prière de corriger ou de confirmer avec le QG. Attention ! Soupçons de quantité anormale! Le ménage de ISSA SENE avec une taille de 15 personnes a consommé .12 Kg en taille unique de Silure fumé qui est relativement élevé comme consommation par rapport à la condition de vie des autres ménages de même taille dans cette zone. Prière de corriger ou de confirmer avec le QG. Avertissement!!! Le ménage a consommé 8 Sachets Tres petit de Autres fruits de mer, cette quantité semble anormale pour une consommation des 7 derniers jours.Prière de corriger ou de confirmer avec le QG. Avertissement!!! Le ménage a consommé 9 Morceau (Portion) Petit de Silure séché, cette quantité semble anormale pour une consommation des 7 derniers jours.Prière de corriger ou de confirmer avec le QG. Le prix d'achat unitaire (8000 Fcfa) de Silure séché en Kg de taille taille unique prière de regarder les reponses prises dans les questions s07bq07a s07bq07b s07bq07c s07bq08 pour mieux corriger. Incohérence!! Dans ce ménage, chaque individus consomme par jour 26.47543 Kg  de cereale; Prière de revoir les quantités prises de ces produits.</w:t>
       </w:r>
     </w:p>
     <w:p>
@@ -3544,7 +3544,7 @@
         <w:rPr>
           <w:sz w:val="20"/>
         </w:rPr>
-        <w:t>- Attention ! Le prix unitaire d'achat (166.6667 Fcfa) de Pain moderne (Baguette) en miche (Moyen) est relativement élevé par rapport aux autres prix observés dans cette zone. Prière de corriger ou de confirmer avec le QG. Attention ! Le prix unitaire d'achat (200 Fcfa) de Piment frais en Sachets (Petit) est relativement élevé par rapport aux autres prix observés dans cette zone. Prière de corriger ou de confirmer avec le QG. Attention ! Le prix unitaire d'achat (33.33333 Fcfa) de Arôme (Maggi, Jumbo, etc.) en Sachets industriel (Tres petit) est relativement faible par rapport aux autres prix observés dans cette zone. Prière de corriger ou de confirmer avec le QG. Avertissement!! le prix unitaire (500 Fcfa) de Thé en sachet (unité: Sachets) de taille Moyen est très faible ou élevé. Prière de corriger ou de confirmer avec le QG. Attention ! Le prix unitaire d'achat (500 Fcfa) de Thé en sachet en Sachets (Moyen) est relativement élevé par rapport aux autres prix observés dans cette zone. Prière de corriger ou de confirmer avec le QG. Avertissement!!! Le ménage a consommé 20 Pièce Petit de Caramel, bonbons, confiseries, etc., cette quantité semble anormale pour une consommation des 7 derniers jours.Prière de corriger ou de confirmer avec le QG. Incohérence!! Dans ce ménage, chaque individus consomme par jour 1.267857 Kg  de cereale; Prière de revoir les quantités prises de ces produits.</w:t>
+        <w:t>- Attention ! Le prix unitaire d'achat (166.6667 Fcfa) de Pain moderne (Baguette) en miche (Moyen) est relativement élevé par rapport aux autres prix observés dans cette zone. Prière de corriger ou de confirmer avec le QG. Attention ! Le prix unitaire d'achat (200 Fcfa) de Piment frais en Sachets (Petit) est relativement élevé par rapport aux autres prix observés dans cette zone. Prière de corriger ou de confirmer avec le QG. Attention ! Le prix unitaire d'achat (250 Fcfa) de Soumbala (moutarde africaine) en Sachets (Moyen) est relativement élevé par rapport aux autres prix observés dans cette zone. Prière de corriger ou de confirmer avec le QG. Attention ! Le prix unitaire d'achat (300 Fcfa) de Capitaine frais en Tas (Petit) est relativement faible par rapport aux autres prix observés dans cette zone. Prière de corriger ou de confirmer avec le QG. Attention ! Le prix unitaire d'achat (33.33333 Fcfa) de Arôme (Maggi, Jumbo, etc.) en Sachets industriel (Tres petit) est relativement faible par rapport aux autres prix observés dans cette zone. Prière de corriger ou de confirmer avec le QG. Avertissement!! le prix unitaire (500 Fcfa) de Thé en sachet (unité: Sachets) de taille Moyen est très faible ou élevé. Prière de corriger ou de confirmer avec le QG. Avertissement!!! Le ménage a consommé 20 Pièce Petit de Caramel, bonbons, confiseries, etc., cette quantité semble anormale pour une consommation des 7 derniers jours.Prière de corriger ou de confirmer avec le QG. Incohérence!! Dans ce ménage, chaque individus consomme par jour 1.267857 Kg  de cereale; Prière de revoir les quantités prises de ces produits.</w:t>
       </w:r>
     </w:p>
     <w:p>
@@ -4104,7 +4104,7 @@
         <w:rPr>
           <w:sz w:val="20"/>
         </w:rPr>
-        <w:t>- Attention ! Le prix unitaire d'achat (2027.027 Fcfa) de Huile de soja  en Litre (taille unique) est relativement élevé par rapport aux autres prix observés dans cette zone. Prière de corriger ou de confirmer avec le QG. Attention ! Le prix unitaire d'achat (800 Fcfa) de Pastèque en Pièce (Moyen) est relativement faible par rapport aux autres prix observés dans cette zone. Prière de corriger ou de confirmer avec le QG. Attention ! Soupçons de quantité anormale! Le ménage de FATOU FALL avec une taille de 7 personnes a consommé 14 Gousse en Petit de Ail qui est relativement élevé comme consommation par rapport à la condition de vie des autres ménages de même taille dans cette zone. Prière de corriger ou de confirmer avec le QG. Avertissement!!! Le ménage a consommé 2 Paquet Petit de Thé en sachet, cette quantité semble anormale pour une consommation des 7 derniers jours.Prière de corriger ou de confirmer avec le QG. Avertissement!! le prix unitaire (125 Fcfa) de Thé en sachet (unité: Paquet) de taille Petit est très faible ou élevé. Prière de corriger ou de confirmer avec le QG.</w:t>
+        <w:t>- Attention ! Le prix unitaire d'achat (2027.027 Fcfa) de Huile de soja  en Litre (taille unique) est relativement élevé par rapport aux autres prix observés dans cette zone. Prière de corriger ou de confirmer avec le QG. Attention ! Soupçons de quantité anormale! Le ménage de FATOU FALL avec une taille de 7 personnes a consommé 14 Gousse en Petit de Ail qui est relativement élevé comme consommation par rapport à la condition de vie des autres ménages de même taille dans cette zone. Prière de corriger ou de confirmer avec le QG. Avertissement!!! Le ménage a consommé 2 Paquet Petit de Thé en sachet, cette quantité semble anormale pour une consommation des 7 derniers jours.Prière de corriger ou de confirmer avec le QG. Avertissement!! le prix unitaire (125 Fcfa) de Thé en sachet (unité: Paquet) de taille Petit est très faible ou élevé. Prière de corriger ou de confirmer avec le QG.</w:t>
       </w:r>
     </w:p>
     <w:p>
@@ -4657,7 +4657,7 @@
         <w:rPr>
           <w:sz w:val="20"/>
         </w:rPr>
-        <w:t>- La dernière fois que vous avez acheté Lait frais de vache est producteur de lait frais et semble exister dans les modalités, prière de prendre attache avec le QG pour plus d'explication afin de la classer bien. Attention ! Le prix unitaire d'achat (150 Fcfa) de Lait en poudre en Sachets (Petit) est relativement élevé par rapport aux autres prix observés dans cette zone. Prière de corriger ou de confirmer avec le QG. Attention ! Le prix unitaire d'achat (200 Fcfa) de Piment frais en Sachets (Petit) est relativement élevé par rapport aux autres prix observés dans cette zone. Prière de corriger ou de confirmer avec le QG. Attention ! Le prix unitaire d'achat (2000 Fcfa) de Niébé/Haricots secs en Kg (taille unique) est relativement élevé par rapport aux autres prix observés dans cette zone. Prière de corriger ou de confirmer avec le QG. Attention ! Le prix unitaire d'achat (25 Fcfa) de Poivre en Sachets (Tres petit) est relativement faible par rapport aux autres prix observés dans cette zone. Prière de corriger ou de confirmer avec le QG. Attention ! Le prix unitaire d'achat (250 Fcfa) de Oignon frais en Kg (taille unique) est relativement faible par rapport aux autres prix observés dans cette zone. Prière de corriger ou de confirmer avec le QG. Attention ! Le prix unitaire d'achat (43.75 Fcfa) de Cube alimentaire (Maggi, Jumbo, ) en Cube (Petit) est relativement élevé par rapport aux autres prix observés dans cette zone. Prière de corriger ou de confirmer avec le QG. Attention ! Le prix unitaire d'achat (450 Fcfa) de Poulet sur pied en Pièce (Moyen) est relativement faible par rapport aux autres prix observés dans cette zone. Prière de corriger ou de confirmer avec le QG. Attention ! Le prix unitaire d'achat (500 Fcfa) de Patate douce en Tas (Petit) est relativement élevé par rapport aux autres prix observés dans cette zone. Prière de corriger ou de confirmer avec le QG. Attention ! Le prix unitaire d'achat (500 Fcfa) de Sel en Kg (taille unique) est relativement élevé par rapport aux autres prix observés dans cette zone. Prière de corriger ou de confirmer avec le QG. Avertissement!! La quantité (3.5 litre) du produit Huile de soja  consommée  par le ménage semble très élevé, prière de corriger ou confirmer avec le QG. Incohérence!! Dans ce ménage, chaque individus consomme par jour 6.866883 Kg  de cereale; Prière de revoir les quantités prises de ces produits.</w:t>
+        <w:t>- La dernière fois que vous avez acheté Lait frais de vache est producteur de lait frais et semble exister dans les modalités, prière de prendre attache avec le QG pour plus d'explication afin de la classer bien. Attention ! Le prix unitaire d'achat (100 Fcfa) de Moutarde en Sachets (Petit) est relativement élevé par rapport aux autres prix observés dans cette zone. Prière de corriger ou de confirmer avec le QG. Attention ! Le prix unitaire d'achat (150 Fcfa) de Lait en poudre en Sachets (Petit) est relativement élevé par rapport aux autres prix observés dans cette zone. Prière de corriger ou de confirmer avec le QG. Attention ! Le prix unitaire d'achat (200 Fcfa) de Piment frais en Sachets (Petit) est relativement élevé par rapport aux autres prix observés dans cette zone. Prière de corriger ou de confirmer avec le QG. Attention ! Le prix unitaire d'achat (200 Fcfa) de Poivron frais en Tas (Tres petit) est relativement élevé par rapport aux autres prix observés dans cette zone. Prière de corriger ou de confirmer avec le QG. Attention ! Le prix unitaire d'achat (2000 Fcfa) de Niébé/Haricots secs en Kg (taille unique) est relativement élevé par rapport aux autres prix observés dans cette zone. Prière de corriger ou de confirmer avec le QG. Attention ! Le prix unitaire d'achat (250 Fcfa) de Oignon frais en Kg (taille unique) est relativement faible par rapport aux autres prix observés dans cette zone. Prière de corriger ou de confirmer avec le QG. Attention ! Le prix unitaire d'achat (316.6667 Fcfa) de Lait concentré non-sucré en Pot (Petit) est relativement faible par rapport aux autres prix observés dans cette zone. Prière de corriger ou de confirmer avec le QG. Attention ! Le prix unitaire d'achat (43.75 Fcfa) de Cube alimentaire (Maggi, Jumbo, ) en Cube (Petit) est relativement élevé par rapport aux autres prix observés dans cette zone. Prière de corriger ou de confirmer avec le QG. Attention ! Le prix unitaire d'achat (450 Fcfa) de Poulet sur pied en Pièce (Moyen) est relativement faible par rapport aux autres prix observés dans cette zone. Prière de corriger ou de confirmer avec le QG. Attention ! Le prix unitaire d'achat (500 Fcfa) de Patate douce en Tas (Petit) est relativement élevé par rapport aux autres prix observés dans cette zone. Prière de corriger ou de confirmer avec le QG. Attention ! Le prix unitaire d'achat (500 Fcfa) de Sel en Kg (taille unique) est relativement élevé par rapport aux autres prix observés dans cette zone. Prière de corriger ou de confirmer avec le QG. Avertissement!! La quantité (3.5 litre) du produit Huile de soja  consommée  par le ménage semble très élevé, prière de corriger ou confirmer avec le QG. Incohérence!! Dans ce ménage, chaque individus consomme par jour 11.7061 Kg  de cereale; Prière de revoir les quantités prises de ces produits.</w:t>
       </w:r>
     </w:p>
     <w:p>
@@ -5290,7 +5290,7 @@
         <w:rPr>
           <w:sz w:val="20"/>
         </w:rPr>
-        <w:t>- La dernière fois que vous avez acheté Jus de fruits type 1 (orange, ananas, bissap, gingembre, jus de cajou, etc.) est dans la maison et semble exister dans les modalités, prière de prendre attache avec le QG pour plus d'explication afin de la classer bien. Attention ! Le prix unitaire d'achat (150 Fcfa) de Pamplemousse  en Pièce (Moyen) est relativement faible par rapport aux autres prix observés dans cette zone. Prière de corriger ou de confirmer avec le QG. Attention ! Le prix unitaire d'achat (200 Fcfa) de Tomate fraîche en Sachets (Petit) est relativement élevé par rapport aux autres prix observés dans cette zone. Prière de corriger ou de confirmer avec le QG. Attention ! Soupçons de quantité anormale! Le ménage de SINY THIAW DIONGUE avec une taille de 8 personnes a consommé 14 Sachets en Petit de Tomate fraîche qui est relativement élevé comme consommation par rapport à la condition de vie des autres ménages de même taille dans cette zone. Prière de corriger ou de confirmer avec le QG. Attention ! Soupçons de quantité anormale! Le ménage de SINY THIAW DIONGUE avec une taille de 8 personnes a consommé 5 Sachets en Petit de Tamarin noir qui est relativement élevé comme consommation par rapport à la condition de vie des autres ménages de même taille dans cette zone. Prière de corriger ou de confirmer avec le QG. Avertissement!!! Le ménage a consommé 20 Cuillère Petit de Chocolat pâte à tartiner, cette quantité semble anormale pour une consommation des 7 derniers jours.Prière de corriger ou de confirmer avec le QG. Avertissement!!! Le ménage a consommé 4 Paquet Tres petit de Thé en sachet, cette quantité semble anormale pour une consommation des 7 derniers jours.Prière de corriger ou de confirmer avec le QG. Avertissement!! le prix unitaire (150 Fcfa) de Thé en sachet (unité: Paquet) de taille Tres petit est très faible ou élevé. Prière de corriger ou de confirmer avec le QG. Avertissement!!! Le ménage a consommé 8 Pièce Petit de Mâchoiron séchée (Kon), cette quantité semble anormale pour une consommation des 7 derniers jours.Prière de corriger ou de confirmer avec le QG. Difficile de consommer le Sel en Sachets industriel Petit prière de verifier.</w:t>
+        <w:t>- La dernière fois que vous avez acheté Jus de fruits type 1 (orange, ananas, bissap, gingembre, jus de cajou, etc.) est dans la maison et semble exister dans les modalités, prière de prendre attache avec le QG pour plus d'explication afin de la classer bien. Attention ! Le prix unitaire d'achat (150 Fcfa) de Farine de blé locale ou importée en Sachets (Moyen) est relativement élevé par rapport aux autres prix observés dans cette zone. Prière de corriger ou de confirmer avec le QG. Attention ! Le prix unitaire d'achat (200 Fcfa) de Tomate fraîche en Sachets (Petit) est relativement élevé par rapport aux autres prix observés dans cette zone. Prière de corriger ou de confirmer avec le QG. Attention ! Soupçons de quantité anormale! Le ménage de SINY THIAW DIONGUE avec une taille de 8 personnes a consommé 14 Sachets en Petit de Tomate fraîche qui est relativement élevé comme consommation par rapport à la condition de vie des autres ménages de même taille dans cette zone. Prière de corriger ou de confirmer avec le QG. Attention ! Le prix unitaire d'achat (50 Fcfa) de Patate douce en Pièce (Petit) est relativement faible par rapport aux autres prix observés dans cette zone. Prière de corriger ou de confirmer avec le QG. Attention ! Soupçons de quantité anormale! Le ménage de SINY THIAW DIONGUE avec une taille de 8 personnes a consommé 10 Pièce en Petit de Patate douce qui est relativement élevé comme consommation par rapport à la condition de vie des autres ménages de même taille dans cette zone. Prière de corriger ou de confirmer avec le QG. Attention ! Soupçons de quantité anormale! Le ménage de SINY THIAW DIONGUE avec une taille de 8 personnes a consommé 10 Morceau (Portion) en Petit de Manioc en tubercules qui est relativement élevé comme consommation par rapport à la condition de vie des autres ménages de même taille dans cette zone. Prière de corriger ou de confirmer avec le QG. Attention ! Soupçons de quantité anormale! Le ménage de SINY THIAW DIONGUE avec une taille de 8 personnes a consommé 5 Sachets en Petit de Tamarin noir qui est relativement élevé comme consommation par rapport à la condition de vie des autres ménages de même taille dans cette zone. Prière de corriger ou de confirmer avec le QG. Attention ! Soupçons de quantité anormale! Le ménage de SINY THIAW DIONGUE avec une taille de 8 personnes a consommé 5 Tas en Petit de Gombo frais qui est relativement élevé comme consommation par rapport à la condition de vie des autres ménages de même taille dans cette zone. Prière de corriger ou de confirmer avec le QG. Attention ! Soupçons de quantité anormale! Le ménage de SINY THIAW DIONGUE avec une taille de 8 personnes a consommé 6 Sachets en Petit de Niébé/Haricots secs qui est relativement élevé comme consommation par rapport à la condition de vie des autres ménages de même taille dans cette zone. Prière de corriger ou de confirmer avec le QG. Avertissement!!! Le ménage a consommé 20 Cuillère Petit de Chocolat pâte à tartiner, cette quantité semble anormale pour une consommation des 7 derniers jours.Prière de corriger ou de confirmer avec le QG. Attention ! Soupçons de quantité anormale! Le ménage de SINY THIAW DIONGUE avec une taille de 8 personnes a consommé 20 Cuillère en Petit de Chocolat pâte à tartiner qui est relativement élevé comme consommation par rapport à la condition de vie des autres ménages de même taille dans cette zone. Prière de corriger ou de confirmer avec le QG. Avertissement!!! Le ménage a consommé 4 Paquet Tres petit de Thé en sachet, cette quantité semble anormale pour une consommation des 7 derniers jours.Prière de corriger ou de confirmer avec le QG. Avertissement!! le prix unitaire (150 Fcfa) de Thé en sachet (unité: Paquet) de taille Tres petit est très faible ou élevé. Prière de corriger ou de confirmer avec le QG. Avertissement!!! Le ménage a consommé 8 Pièce Petit de Mâchoiron séchée (Kon), cette quantité semble anormale pour une consommation des 7 derniers jours.Prière de corriger ou de confirmer avec le QG. Difficile de consommer le Sel en Sachets industriel Petit prière de verifier.</w:t>
       </w:r>
     </w:p>
     <w:p>
@@ -6557,7 +6557,7 @@
         <w:rPr>
           <w:sz w:val="20"/>
         </w:rPr>
-        <w:t>- Attention ! Le prix unitaire d'achat (125 Fcfa) de Aubergine   en Pièce (Petit) est relativement élevé par rapport aux autres prix observés dans cette zone. Prière de corriger ou de confirmer avec le QG. Attention ! Le prix unitaire d'achat (150 Fcfa) de Piment frais en Sachets (Petit) est relativement élevé par rapport aux autres prix observés dans cette zone. Prière de corriger ou de confirmer avec le QG. Attention ! Le prix unitaire d'achat (300 Fcfa) de Carpe séchée en Morceau (Portion) (Moyen) est relativement élevé par rapport aux autres prix observés dans cette zone. Prière de corriger ou de confirmer avec le QG. Attention ! Le prix unitaire d'achat (50 Fcfa) de Tamarin noir en Sachets (Tres petit) est relativement faible par rapport aux autres prix observés dans cette zone. Prière de corriger ou de confirmer avec le QG. Attention ! Le prix unitaire d'achat (900 Fcfa) de Boissons gazeuses (Coca, Fanta, Vimto, Sprite, etc.) en Bouteille 1.5l (taille unique) est relativement élevé par rapport aux autres prix observés dans cette zone. Prière de corriger ou de confirmer avec le QG. Avertissement!! La quantité (9.49 litre) du produit Huile de soja  consommée  par le ménage semble très élevé, prière de corriger ou confirmer avec le QG. Avertissement!!! Le ménage a consommé 10 Paquet Tres petit de Thé en sachet, cette quantité semble anormale pour une consommation des 7 derniers jours.Prière de corriger ou de confirmer avec le QG. Avertissement!! le prix unitaire (150 Fcfa) de Thé en sachet (unité: Paquet) de taille Petit est très faible ou élevé. Prière de corriger ou de confirmer avec le QG. Avertissement!!! Le ménage a consommé 12 Morceau (Portion) Très grand de Poisson frais type 11, cette quantité semble anormale pour une consommation des 7 derniers jours.Prière de corriger ou de confirmer avec le QG. Avertissement!!! Le ménage a consommé 12 Pièce Moyen de Capitaine frais, cette quantité semble anormale pour une consommation des 7 derniers jours.Prière de corriger ou de confirmer avec le QG. Avertissement!!! Le ménage a consommé 20 Sachets industriel Petit de Caramel, bonbons, confiseries, etc., cette quantité semble anormale pour une consommation des 7 derniers jours.Prière de corriger ou de confirmer avec le QG. Avertissement!!! Le ménage a consommé 36 Cube Moyen de Cube alimentaire (Maggi, Jumbo, ), cette quantité semble anormale pour une consommation des 7 derniers jours.Prière de corriger ou de confirmer avec le QG. Le prix d'achat unitaire (6000 Fcfa) de Poivre en Kg de taille taille unique prière de regarder les reponses prises dans les questions s07bq07a s07bq07b s07bq07c s07bq08 pour mieux corriger.</w:t>
+        <w:t>- Attention ! Le prix unitaire d'achat (100 Fcfa) de Poireau en Tas (Tres petit) est relativement élevé par rapport aux autres prix observés dans cette zone. Prière de corriger ou de confirmer avec le QG. Attention ! Le prix unitaire d'achat (150 Fcfa) de Carotte en Pièce (Moyen) est relativement élevé par rapport aux autres prix observés dans cette zone. Prière de corriger ou de confirmer avec le QG. Attention ! Le prix unitaire d'achat (150 Fcfa) de Piment frais en Sachets (Petit) est relativement élevé par rapport aux autres prix observés dans cette zone. Prière de corriger ou de confirmer avec le QG. Attention ! Le prix unitaire d'achat (300 Fcfa) de Carpe séchée en Morceau (Portion) (Moyen) est relativement élevé par rapport aux autres prix observés dans cette zone. Prière de corriger ou de confirmer avec le QG. Attention ! Le prix unitaire d'achat (50 Fcfa) de Tamarin noir en Sachets (Tres petit) est relativement faible par rapport aux autres prix observés dans cette zone. Prière de corriger ou de confirmer avec le QG. Attention ! Le prix unitaire d'achat (900 Fcfa) de Boissons gazeuses (Coca, Fanta, Vimto, Sprite, etc.) en Bouteille 1.5l (taille unique) est relativement élevé par rapport aux autres prix observés dans cette zone. Prière de corriger ou de confirmer avec le QG. Avertissement!! La quantité (9.49 litre) du produit Huile de soja  consommée  par le ménage semble très élevé, prière de corriger ou confirmer avec le QG. Avertissement!!! Le ménage a consommé 10 Paquet Tres petit de Thé en sachet, cette quantité semble anormale pour une consommation des 7 derniers jours.Prière de corriger ou de confirmer avec le QG. Avertissement!! le prix unitaire (150 Fcfa) de Thé en sachet (unité: Paquet) de taille Petit est très faible ou élevé. Prière de corriger ou de confirmer avec le QG. Avertissement!!! Le ménage a consommé 12 Morceau (Portion) Très grand de Poisson frais type 11, cette quantité semble anormale pour une consommation des 7 derniers jours.Prière de corriger ou de confirmer avec le QG. Avertissement!!! Le ménage a consommé 12 Pièce Moyen de Capitaine frais, cette quantité semble anormale pour une consommation des 7 derniers jours.Prière de corriger ou de confirmer avec le QG. Avertissement!!! Le ménage a consommé 20 Sachets industriel Petit de Caramel, bonbons, confiseries, etc., cette quantité semble anormale pour une consommation des 7 derniers jours.Prière de corriger ou de confirmer avec le QG. Avertissement!!! Le ménage a consommé 36 Cube Moyen de Cube alimentaire (Maggi, Jumbo, ), cette quantité semble anormale pour une consommation des 7 derniers jours.Prière de corriger ou de confirmer avec le QG. Attention ! Le prix unitaire d'achat (37.5 Fcfa) de Cube alimentaire (Maggi, Jumbo, ) en Cube (Moyen) est relativement élevé par rapport aux autres prix observés dans cette zone. Prière de corriger ou de confirmer avec le QG. Le prix d'achat unitaire (6000 Fcfa) de Poivre en Kg de taille taille unique prière de regarder les reponses prises dans les questions s07bq07a s07bq07b s07bq07c s07bq08 pour mieux corriger.</w:t>
       </w:r>
     </w:p>
     <w:p>
@@ -6649,11 +6649,11 @@
         <w:br/>
         <w:t xml:space="preserve">- Incohérence détectée ! Le nombre de mois d'activité de l'entreprise vendeuse de gargotteest de 0 sur les 12 derniers mois, alors que Cette entreprise est actuellement en activité. </w:t>
         <w:br/>
-        <w:t xml:space="preserve">- Veuillez, s'il vous plaît, donner une valeur exacte ou estimée du montant à renseigner different de 9999 dans les champs s1046 à s10q57 pour atelier tailleur. </w:t>
+        <w:t xml:space="preserve">- Veuillez, s'il vous plaît, donner une valeur exacte ou estimée du montant à renseigner different de 9999 dans les champs s1046 à s10q57 pour atelier tailleur. Le salaire qu'une personne de cette catégorie (10.62) a travaillé(e) dans cette entreprise atelier tailleur est élevé ou faible. Prière de confirmer cette information avec le QG ou de corriger. </w:t>
         <w:br/>
         <w:t xml:space="preserve">- Veuillez, s'il vous plaît, donner une valeur exacte ou estimée du montant à renseigner different de 9999 dans les champs s1046 à s10q57 pour c ' edt un soudeur metallique. </w:t>
         <w:br/>
-        <w:t xml:space="preserve">- Veuillez, s'il vous plaît, donner une valeur exacte ou estimée du montant à renseigner different de 9999 dans les champs s1046 à s10q57 pour c 'est un atelier de couture. </w:t>
+        <w:t xml:space="preserve">- Veuillez, s'il vous plaît, donner une valeur exacte ou estimée du montant à renseigner different de 9999 dans les champs s1046 à s10q57 pour c 'est un atelier de couture. Le salaire qu'une personne de cette catégorie (10.62) a travaillé(e) dans cette entreprise c 'est un atelier de couture est élevé ou faible. Prière de confirmer cette information avec le QG ou de corriger. </w:t>
         <w:br/>
         <w:t>- Veuillez, s'il vous plaît, donner une valeur exacte ou estimée du montant à renseigner different de 9999 dans les champs s1046 à s10q57 pour electricien automobile.</w:t>
       </w:r>
@@ -6763,27 +6763,6 @@
           <w:sz w:val="20"/>
         </w:rPr>
         <w:t>- Avertissement! la valeur de l'achat (620 Fcfa) d'un Poules / poulets est trop petite ou élevée. Veuillez confirmer ces informations avec le QG ou apporter les corrections nécessaires.</w:t>
-      </w:r>
-    </w:p>
-    <w:p>
-      <w:r>
-        <w:rPr>
-          <w:b/>
-          <w:color w:val="4672C4"/>
-          <w:sz w:val="22"/>
-        </w:rPr>
-        <w:t>&gt;&gt; Section19 - Equipements agricoles</w:t>
-      </w:r>
-    </w:p>
-    <w:p>
-      <w:pPr>
-        <w:ind w:left="283"/>
-      </w:pPr>
-      <w:r>
-        <w:rPr>
-          <w:sz w:val="20"/>
-        </w:rPr>
-        <w:t>- Attention ! Machette a été revendu à 3500 Fcfa qui est relativement élevé par rapport aux autres prix de revente observés dans cette zone. Prière de corriger ou de confirmer avec le QG.</w:t>
       </w:r>
     </w:p>
     <w:p>
@@ -7315,7 +7294,7 @@
         <w:rPr>
           <w:sz w:val="20"/>
         </w:rPr>
-        <w:t>- Attention ! Le prix unitaire d'achat (1041.667 Fcfa) de Oignon frais en Kg (taille unique) est relativement élevé par rapport aux autres prix observés dans cette zone. Prière de corriger ou de confirmer avec le QG. Attention ! Le prix unitaire d'achat (25 Fcfa) de Poivre en Sachets (Tres petit) est relativement faible par rapport aux autres prix observés dans cette zone. Prière de corriger ou de confirmer avec le QG. Avertissement!! La quantité (3.5 litre) du produit Huile de soja  consommée  par le ménage semble très élevé, prière de corriger ou confirmer avec le QG. Avertissement!!! Le ménage a consommé 10 Paquet Petit de Caramel, bonbons, confiseries, etc., cette quantité semble anormale pour une consommation des 7 derniers jours.Prière de corriger ou de confirmer avec le QG. Avertissement!!! Le ménage a consommé 12 Pièce Moyen de Capitaine frais, cette quantité semble anormale pour une consommation des 7 derniers jours.Prière de corriger ou de confirmer avec le QG. Attention ! Soupçons de quantité anormale! Le ménage de abdoulaye fall avec une taille de 8 personnes a consommé 12 Pièce en Moyen de Capitaine frais qui est relativement élevé comme consommation par rapport à la condition de vie des autres ménages de même taille dans cette zone. Prière de corriger ou de confirmer avec le QG. Avertissement!!! Le ménage a consommé 5 Paquet Petit de Thé en sachet, cette quantité semble anormale pour une consommation des 7 derniers jours.Prière de corriger ou de confirmer avec le QG. Avertissement!! le prix unitaire (150 Fcfa) de Thé en sachet (unité: Paquet) de taille Petit est très faible ou élevé. Prière de corriger ou de confirmer avec le QG. Avertissement!!! Le ménage a consommé 9 Morceau (Portion) Petit de Silure séché, cette quantité semble anormale pour une consommation des 7 derniers jours.Prière de corriger ou de confirmer avec le QG. Attention ! Soupçons de quantité anormale! Le ménage de abdoulaye fall avec une taille de 8 personnes a consommé 9 Morceau (Portion) en Petit de Silure séché qui est relativement élevé comme consommation par rapport à la condition de vie des autres ménages de même taille dans cette zone. Prière de corriger ou de confirmer avec le QG. Incohérence!! Dans ce ménage, chaque individus consomme par jour .5982143 Kg  de cereale; Prière de revoir les quantités prises de ces produits. Incohérence!! Dans ce ménage, chaque individus consomme par jour .5982143 Kg  de cereale; Prière de revoir les quantités prises de ces produits. Incohérence!! Dans ce ménage, chaque individus consomme par jour .5982143 Kg  de cereale; Prière de revoir les quantités prises de ces produits. Incohérence!! Dans ce ménage, chaque individus consomme par jour .5982143 Kg  de cereale; Prière de revoir les quantités prises de ces produits. Le prix d'achat unitaire (1 Fcfa) de Feuilles de  Haricot en Tas de taille Petit  est invraisemblable, prière de regarder les reponses prises dans les questions s07bq07a s07bq07b s07bq07c s07bq08 pour mieux corriger. Attention ! Le prix unitaire d'achat (1 Fcfa) de Feuilles de  Haricot en Tas (Petit) est relativement faible par rapport aux autres prix observés dans cette zone. Prière de corriger ou de confirmer avec le QG.</w:t>
+        <w:t>- Attention ! Le prix unitaire d'achat (1041.667 Fcfa) de Oignon frais en Kg (taille unique) est relativement élevé par rapport aux autres prix observés dans cette zone. Prière de corriger ou de confirmer avec le QG. Avertissement!! La quantité (3.5 litre) du produit Huile de soja  consommée  par le ménage semble très élevé, prière de corriger ou confirmer avec le QG. Avertissement!!! Le ménage a consommé 10 Paquet Petit de Caramel, bonbons, confiseries, etc., cette quantité semble anormale pour une consommation des 7 derniers jours.Prière de corriger ou de confirmer avec le QG. Attention ! Le prix unitaire d'achat (50 Fcfa) de Caramel, bonbons, confiseries, etc. en Paquet (Petit) est relativement faible par rapport aux autres prix observés dans cette zone. Prière de corriger ou de confirmer avec le QG. Avertissement!!! Le ménage a consommé 12 Pièce Moyen de Capitaine frais, cette quantité semble anormale pour une consommation des 7 derniers jours.Prière de corriger ou de confirmer avec le QG. Attention ! Soupçons de quantité anormale! Le ménage de abdoulaye fall avec une taille de 8 personnes a consommé 12 Pièce en Moyen de Capitaine frais qui est relativement élevé comme consommation par rapport à la condition de vie des autres ménages de même taille dans cette zone. Prière de corriger ou de confirmer avec le QG. Avertissement!!! Le ménage a consommé 5 Paquet Petit de Thé en sachet, cette quantité semble anormale pour une consommation des 7 derniers jours.Prière de corriger ou de confirmer avec le QG. Avertissement!! le prix unitaire (150 Fcfa) de Thé en sachet (unité: Paquet) de taille Petit est très faible ou élevé. Prière de corriger ou de confirmer avec le QG. Avertissement!!! Le ménage a consommé 9 Morceau (Portion) Petit de Silure séché, cette quantité semble anormale pour une consommation des 7 derniers jours.Prière de corriger ou de confirmer avec le QG. Incohérence!! Dans ce ménage, chaque individus consomme par jour .5982143 Kg  de cereale; Prière de revoir les quantités prises de ces produits. Incohérence!! Dans ce ménage, chaque individus consomme par jour .5982143 Kg  de cereale; Prière de revoir les quantités prises de ces produits. Incohérence!! Dans ce ménage, chaque individus consomme par jour .5982143 Kg  de cereale; Prière de revoir les quantités prises de ces produits. Incohérence!! Dans ce ménage, chaque individus consomme par jour .5982143 Kg  de cereale; Prière de revoir les quantités prises de ces produits. Le prix d'achat unitaire (1 Fcfa) de Feuilles de  Haricot en Tas de taille Petit  est invraisemblable, prière de regarder les reponses prises dans les questions s07bq07a s07bq07b s07bq07c s07bq08 pour mieux corriger. Attention ! Le prix unitaire d'achat (1 Fcfa) de Feuilles de  Haricot en Tas (Petit) est relativement faible par rapport aux autres prix observés dans cette zone. Prière de corriger ou de confirmer avec le QG.</w:t>
       </w:r>
     </w:p>
     <w:p>
@@ -7833,7 +7812,7 @@
         <w:br/>
         <w:t xml:space="preserve">- Peu probable! daba niassy  n'arrive pas  à comprendre un petit texte lu dans une langue locale (s02q03). Veuillez corriger ou donner des explications au QG. Peu probable! daba niassy  ne sait ni lire, ni écrire, ni comprendre dans aucune des langues  (s02q01,s02q02,s02q03). Veuillez corriger ou donner des explications au QG. </w:t>
         <w:br/>
-        <w:t xml:space="preserve">- Peu probable! ibrahima niassy  n'arrive pas  à comprendre un petit texte lu dans une langue locale (s02q03). Veuillez corriger ou donner des explications au QG.  Incohérence ! seulement les écoles gouvermentales paient les cotisations (Gouvernement, communauté, ONG ou organisation humanitaire). veuillez, s'il vous plait, confirmer cette information de ibrahima niassy avec le QG ou apporter les corrections nécessaires. Le montant des frais pour les cahiers et autres matériels scolaires pour l'année scolaire de ibrahima niassy est faible ou élevé, veuillez, s'il vous plait, confirmer ces informations avec le QG ou apporter les corrections nécessaires. Le montant des frais de cantines ou de restauration pour l'année scolaire de ibrahima niassy est faible ou élevé. veuillez, s'il vous plait, confirmer ces informations avec le QG ou apporter les corrections nécessaires. </w:t>
+        <w:t xml:space="preserve">- Peu probable! ibrahima niassy  n'arrive pas  à comprendre un petit texte lu dans une langue locale (s02q03). Veuillez corriger ou donner des explications au QG.  Incohérence ! seulement les écoles gouvermentales paient les cotisations (Gouvernement, communauté, ONG ou organisation humanitaire). veuillez, s'il vous plait, confirmer cette information de ibrahima niassy avec le QG ou apporter les corrections nécessaires. Le montant des frais pour les cahiers et autres matériels scolaires pour l'année scolaire de ibrahima niassy est faible ou élevé, veuillez, s'il vous plait, confirmer ces informations avec le QG ou apporter les corrections nécessaires. Le montant des frais de cantines ou de restauration pour l'année scolaire de ibrahima niassy est faible ou élevé. veuillez, s'il vous plait, confirmer ces informations avec le QG ou apporter les corrections nécessaires. Attention ! Le frais de scolarité (15000 Fcfa) de ibrahima niassy en 2ème année de Primaire est relativement élevé par rapport aux autres frais de scolarités observés dans cette zone. Prière de corriger ou de confirmer avec le QG. </w:t>
         <w:br/>
         <w:t xml:space="preserve">- Peu probable! kame mbengue  n'arrive pas  à comprendre un petit texte lu dans une langue locale (s02q03). Veuillez corriger ou donner des explications au QG. La raison principale que kame mbengue n'a pas été à l'école entre 2024/2025 est prefere apprendre la coiffure et semble exister dans les modalités, prière de prendre attache avec le QG pour plus d'explication afin de la classer bien. Le domaine que kame mbengue bénéficié de cette formation est coiffure et semble exister dans les modalités, prière de prendre attache avec le QG pour plus d'explication afin de la classer bien. </w:t>
         <w:br/>
@@ -7923,7 +7902,7 @@
         <w:rPr>
           <w:sz w:val="20"/>
         </w:rPr>
-        <w:t>- Attention ! Le prix unitaire d'achat (200 Fcfa) de Piment frais en Sachets (Petit) est relativement élevé par rapport aux autres prix observés dans cette zone. Prière de corriger ou de confirmer avec le QG. Attention ! Soupçons de quantité anormale! Le ménage de AMADOU NIASSY avec une taille de 7 personnes a consommé 10 Sachets en Petit de Piment frais qui est relativement élevé comme consommation par rapport à la condition de vie des autres ménages de même taille dans cette zone. Prière de corriger ou de confirmer avec le QG. Attention ! Le prix unitaire d'achat (200 Fcfa) de Soumbala (moutarde africaine) en Sachets (Petit) est relativement élevé par rapport aux autres prix observés dans cette zone. Prière de corriger ou de confirmer avec le QG. Attention ! Le prix unitaire d'achat (2000 Fcfa) de Aubergine sauvage  en Kg (taille unique) est relativement élevé par rapport aux autres prix observés dans cette zone. Prière de corriger ou de confirmer avec le QG. Attention ! Le prix unitaire d'achat (2000 Fcfa) de Petit pois secs en Kg (taille unique) est relativement élevé par rapport aux autres prix observés dans cette zone. Prière de corriger ou de confirmer avec le QG. Attention ! Le prix unitaire d'achat (2400 Fcfa) de Huile de palme brute en Litre (taille unique) est relativement élevé par rapport aux autres prix observés dans cette zone. Prière de corriger ou de confirmer avec le QG. Attention ! Le prix unitaire d'achat (250 Fcfa) de Concentré de tomate en Sachets industriel (Petit) est relativement élevé par rapport aux autres prix observés dans cette zone. Prière de corriger ou de confirmer avec le QG. Attention ! Le prix unitaire d'achat (500 Fcfa) de Saucisson/saucisses en Sachets (Tres petit) est relativement élevé par rapport aux autres prix observés dans cette zone. Prière de corriger ou de confirmer avec le QG. Attention ! Soupçons de quantité anormale! Le ménage de AMADOU NIASSY avec une taille de 7 personnes a consommé 1 Kg en taille unique de Niébé/Haricots secs qui est relativement élevé comme consommation par rapport à la condition de vie des autres ménages de même taille dans cette zone. Prière de corriger ou de confirmer avec le QG. Avertissement!! La quantité (5.25 litre) du produit Huile de soja  consommée  par le ménage semble très élevé, prière de corriger ou confirmer avec le QG. Avertissement!!! Le ménage a consommé 0.12 Kg taille unique de Gingembre frais, cette quantité semble anormale pour une consommation des 7 derniers jours. prière de corriger ou de confirmer avec le QG. Avertissement!!! Le ménage a consommé 7 Paquet Tres petit de Thé en sachet, cette quantité semble anormale pour une consommation des 7 derniers jours.Prière de corriger ou de confirmer avec le QG. Avertissement!! le prix unitaire (150 Fcfa) de Thé en sachet (unité: Paquet) de taille Tres petit est très faible ou élevé. Prière de corriger ou de confirmer avec le QG. Incohérence!! Dans ce ménage, chaque individus consomme par jour 1.035714 Kg  de cereale; Prière de revoir les quantités prises de ces produits. Incohérence!! Dans ce ménage, chaque individus consomme par jour 1.035714 Kg  de cereale; Prière de revoir les quantités prises de ces produits. Attention ! Le prix unitaire d'achat (1000 Fcfa) de Farine de blé locale ou importée en Kg (taille unique) est relativement élevé par rapport aux autres prix observés dans cette zone. Prière de corriger ou de confirmer avec le QG. Le prix d'achat unitaire (1500 Fcfa) de Macaroni en Kg de taille taille unique semble élevé, prière de regarder les reponses prises dans les questions s07bq07a s07bq07b s07bq07c s07bq08 pour mieux corriger. Attention ! Le prix unitaire d'achat (1500 Fcfa) de Macaroni en Kg (taille unique) est relativement élevé par rapport aux autres prix observés dans cette zone. Prière de corriger ou de confirmer avec le QG.</w:t>
+        <w:t>- Attention ! Le prix unitaire d'achat (200 Fcfa) de Piment frais en Sachets (Petit) est relativement élevé par rapport aux autres prix observés dans cette zone. Prière de corriger ou de confirmer avec le QG. Attention ! Soupçons de quantité anormale! Le ménage de AMADOU NIASSY avec une taille de 7 personnes a consommé 10 Sachets en Petit de Piment frais qui est relativement élevé comme consommation par rapport à la condition de vie des autres ménages de même taille dans cette zone. Prière de corriger ou de confirmer avec le QG. Attention ! Le prix unitaire d'achat (200 Fcfa) de Soumbala (moutarde africaine) en Sachets (Petit) est relativement élevé par rapport aux autres prix observés dans cette zone. Prière de corriger ou de confirmer avec le QG. Attention ! Le prix unitaire d'achat (2000 Fcfa) de Aubergine sauvage  en Kg (taille unique) est relativement élevé par rapport aux autres prix observés dans cette zone. Prière de corriger ou de confirmer avec le QG. Attention ! Le prix unitaire d'achat (2000 Fcfa) de Petit pois secs en Kg (taille unique) est relativement élevé par rapport aux autres prix observés dans cette zone. Prière de corriger ou de confirmer avec le QG. Attention ! Le prix unitaire d'achat (2400 Fcfa) de Huile de palme brute en Litre (taille unique) est relativement élevé par rapport aux autres prix observés dans cette zone. Prière de corriger ou de confirmer avec le QG. Attention ! Le prix unitaire d'achat (250 Fcfa) de Concentré de tomate en Sachets industriel (Petit) est relativement élevé par rapport aux autres prix observés dans cette zone. Prière de corriger ou de confirmer avec le QG. Attention ! Le prix unitaire d'achat (500 Fcfa) de Saucisson/saucisses en Sachets (Tres petit) est relativement élevé par rapport aux autres prix observés dans cette zone. Prière de corriger ou de confirmer avec le QG. Attention ! Soupçons de quantité anormale! Le ménage de AMADOU NIASSY avec une taille de 7 personnes a consommé 1 Kg en taille unique de Niébé/Haricots secs qui est relativement élevé comme consommation par rapport à la condition de vie des autres ménages de même taille dans cette zone. Prière de corriger ou de confirmer avec le QG. Attention ! Soupçons de quantité anormale! Le ménage de AMADOU NIASSY avec une taille de 7 personnes a consommé 6 Pièce en Grand de Viande de poulet entier qui est relativement élevé comme consommation par rapport à la condition de vie des autres ménages de même taille dans cette zone. Prière de corriger ou de confirmer avec le QG. Avertissement!! La quantité (5.25 litre) du produit Huile de soja  consommée  par le ménage semble très élevé, prière de corriger ou confirmer avec le QG. Avertissement!!! Le ménage a consommé 0.12 Kg taille unique de Gingembre frais, cette quantité semble anormale pour une consommation des 7 derniers jours. prière de corriger ou de confirmer avec le QG. Avertissement!!! Le ménage a consommé 7 Paquet Tres petit de Thé en sachet, cette quantité semble anormale pour une consommation des 7 derniers jours.Prière de corriger ou de confirmer avec le QG. Avertissement!! le prix unitaire (150 Fcfa) de Thé en sachet (unité: Paquet) de taille Tres petit est très faible ou élevé. Prière de corriger ou de confirmer avec le QG. Incohérence!! Dans ce ménage, chaque individus consomme par jour 1.035714 Kg  de cereale; Prière de revoir les quantités prises de ces produits. Incohérence!! Dans ce ménage, chaque individus consomme par jour 1.035714 Kg  de cereale; Prière de revoir les quantités prises de ces produits. Le prix d'achat unitaire (1500 Fcfa) de Macaroni en Kg de taille taille unique semble élevé, prière de regarder les reponses prises dans les questions s07bq07a s07bq07b s07bq07c s07bq08 pour mieux corriger. Attention ! Le prix unitaire d'achat (1500 Fcfa) de Macaroni en Kg (taille unique) est relativement élevé par rapport aux autres prix observés dans cette zone. Prière de corriger ou de confirmer avec le QG.</w:t>
       </w:r>
     </w:p>
     <w:p>
